--- a/preview/docxs/57-finance-analyst.docx
+++ b/preview/docxs/57-finance-analyst.docx
@@ -508,7 +508,7 @@
         </w:rPr>
         <w:t xml:space="preserve">Demo: </w:t>
       </w:r>
-      <w:hyperlink w:history="1" r:id="rIdymi6lu5eaz-qaov2woixk">
+      <w:hyperlink w:history="1" r:id="rIdhmnmjuorxufzzmezuvvd1">
         <w:r>
           <w:rPr>
             <w:color w:val="1e3a5f"/>
@@ -536,7 +536,7 @@
         </w:rPr>
         <w:t xml:space="preserve">Code: </w:t>
       </w:r>
-      <w:hyperlink w:history="1" r:id="rIdeudvw54o77wubpkvr8iqv">
+      <w:hyperlink w:history="1" r:id="rIdrundkpx3q_5icb5qji0v5">
         <w:r>
           <w:rPr>
             <w:color w:val="1e3a5f"/>
@@ -626,7 +626,7 @@
         </w:rPr>
         <w:t xml:space="preserve">Demo: </w:t>
       </w:r>
-      <w:hyperlink w:history="1" r:id="rIdx1vilmssgzdqwh19xi2j-">
+      <w:hyperlink w:history="1" r:id="rIdp8akf4vhha70k2u9uq4ow">
         <w:r>
           <w:rPr>
             <w:color w:val="1e3a5f"/>
@@ -1060,7 +1060,7 @@
         </w:rPr>
         <w:t xml:space="preserve">Portfolio: </w:t>
       </w:r>
-      <w:hyperlink w:history="1" r:id="rIdcidqahgxbgoizb9m4-sk8">
+      <w:hyperlink w:history="1" r:id="rId3ptrijn6fvz9bpzaitawx">
         <w:r>
           <w:rPr>
             <w:color w:val="1e3a5f"/>
